--- a/深圳大学研究生学位论文格式模板（专业学位硕士）.docx
+++ b/深圳大学研究生学位论文格式模板（专业学位硕士）.docx
@@ -35,786 +35,6 @@
             </w:pPr>
             <w:r>
               <w:rPr>
-                <w:sz w:val="21"/>
-              </w:rPr>
-              <mc:AlternateContent>
-                <mc:Choice Requires="wps">
-                  <w:drawing>
-                    <wp:anchor distT="0" distB="0" distL="114300" distR="114300" simplePos="0" relativeHeight="251663360" behindDoc="0" locked="0" layoutInCell="1" allowOverlap="1">
-                      <wp:simplePos x="0" y="0"/>
-                      <wp:positionH relativeFrom="column">
-                        <wp:posOffset>-8858885</wp:posOffset>
-                      </wp:positionH>
-                      <wp:positionV relativeFrom="paragraph">
-                        <wp:posOffset>-9319895</wp:posOffset>
-                      </wp:positionV>
-                      <wp:extent cx="5640705" cy="1619250"/>
-                      <wp:effectExtent l="9525" t="9525" r="26670" b="9525"/>
-                      <wp:wrapNone/>
-                      <wp:docPr id="2" name="文本框 9"/>
-                      <wp:cNvGraphicFramePr/>
-                      <a:graphic xmlns:a="http://schemas.openxmlformats.org/drawingml/2006/main">
-                        <a:graphicData uri="http://schemas.microsoft.com/office/word/2010/wordprocessingShape">
-                          <wps:wsp>
-                            <wps:cNvSpPr txBox="1"/>
-                            <wps:spPr>
-                              <a:xfrm>
-                                <a:off x="0" y="0"/>
-                                <a:ext cx="5640705" cy="1619250"/>
-                              </a:xfrm>
-                              <a:prstGeom prst="rect">
-                                <a:avLst/>
-                              </a:prstGeom>
-                              <a:solidFill>
-                                <a:srgbClr val="000000">
-                                  <a:alpha val="0"/>
-                                </a:srgbClr>
-                              </a:solidFill>
-                              <a:ln w="19050">
-                                <a:solidFill>
-                                  <a:srgbClr val="FF0000"/>
-                                </a:solidFill>
-                              </a:ln>
-                            </wps:spPr>
-                            <wps:style>
-                              <a:lnRef idx="0">
-                                <a:srgbClr val="FFFFFF"/>
-                              </a:lnRef>
-                              <a:fillRef idx="1">
-                                <a:schemeClr val="accent1"/>
-                              </a:fillRef>
-                              <a:effectRef idx="0">
-                                <a:srgbClr val="FFFFFF"/>
-                              </a:effectRef>
-                              <a:fontRef idx="minor">
-                                <a:schemeClr val="lt1"/>
-                              </a:fontRef>
-                            </wps:style>
-                            <wps:txbx>
-                              <w:txbxContent>
-                                <w:p>
-                                  <w:pPr>
-                                    <w:keepNext w:val="0"/>
-                                    <w:keepLines w:val="0"/>
-                                    <w:pageBreakBefore w:val="0"/>
-                                    <w:widowControl w:val="0"/>
-                                    <w:numPr>
-                                      <w:ilvl w:val="0"/>
-                                      <w:numId w:val="0"/>
-                                    </w:numPr>
-                                    <w:kinsoku/>
-                                    <w:wordWrap/>
-                                    <w:overflowPunct/>
-                                    <w:topLinePunct w:val="0"/>
-                                    <w:autoSpaceDE/>
-                                    <w:autoSpaceDN/>
-                                    <w:bidi w:val="0"/>
-                                    <w:adjustRightInd/>
-                                    <w:snapToGrid/>
-                                    <w:spacing w:line="460" w:lineRule="exact"/>
-                                    <w:ind w:firstLine="420" w:firstLineChars="200"/>
-                                    <w:jc w:val="both"/>
-                                    <w:textAlignment w:val="auto"/>
-                                    <w:rPr>
-                                      <w:rFonts w:hint="eastAsia" w:ascii="SimSun" w:hAnsi="SimSun" w:eastAsia="SimSun" w:cs="Times New Roman"/>
-                                      <w:color w:val="000000" w:themeColor="text1"/>
-                                      <w:kern w:val="2"/>
-                                      <w:sz w:val="21"/>
-                                      <w:szCs w:val="21"/>
-                                      <w:lang w:val="en-US" w:eastAsia="zh-CN" w:bidi="ar-SA"/>
-                                      <w14:textFill>
-                                        <w14:solidFill>
-                                          <w14:schemeClr w14:val="tx1"/>
-                                        </w14:solidFill>
-                                      </w14:textFill>
-                                    </w:rPr>
-                                  </w:pPr>
-                                  <w:r>
-                                    <w:rPr>
-                                      <w:rFonts w:hint="eastAsia" w:ascii="SimSun" w:hAnsi="SimSun" w:eastAsia="SimSun" w:cs="Times New Roman"/>
-                                      <w:color w:val="000000" w:themeColor="text1"/>
-                                      <w:kern w:val="2"/>
-                                      <w:sz w:val="21"/>
-                                      <w:szCs w:val="21"/>
-                                      <w:lang w:val="en-US" w:eastAsia="zh-CN" w:bidi="ar-SA"/>
-                                      <w14:textFill>
-                                        <w14:solidFill>
-                                          <w14:schemeClr w14:val="tx1"/>
-                                        </w14:solidFill>
-                                      </w14:textFill>
-                                    </w:rPr>
-                                    <w:t>此页为外封模板。学位论文外封由</w:t>
-                                  </w:r>
-                                  <w:r>
-                                    <w:rPr>
-                                      <w:rFonts w:hint="eastAsia" w:ascii="SimSun" w:hAnsi="SimSun" w:eastAsia="SimSun" w:cs="Times New Roman"/>
-                                      <w:b/>
-                                      <w:bCs/>
-                                      <w:color w:val="C00000"/>
-                                      <w:kern w:val="2"/>
-                                      <w:sz w:val="21"/>
-                                      <w:szCs w:val="21"/>
-                                      <w:lang w:val="en-US" w:eastAsia="zh-CN" w:bidi="ar-SA"/>
-                                    </w:rPr>
-                                    <w:t>校研究生院统一定制提供</w:t>
-                                  </w:r>
-                                  <w:r>
-                                    <w:rPr>
-                                      <w:rFonts w:hint="eastAsia" w:ascii="SimSun" w:hAnsi="SimSun" w:eastAsia="SimSun" w:cs="Times New Roman"/>
-                                      <w:color w:val="000000" w:themeColor="text1"/>
-                                      <w:kern w:val="2"/>
-                                      <w:sz w:val="21"/>
-                                      <w:szCs w:val="21"/>
-                                      <w:lang w:val="en-US" w:eastAsia="zh-CN" w:bidi="ar-SA"/>
-                                      <w14:textFill>
-                                        <w14:solidFill>
-                                          <w14:schemeClr w14:val="tx1"/>
-                                        </w14:solidFill>
-                                      </w14:textFill>
-                                    </w:rPr>
-                                    <w:t>，硕士学位论文外封为</w:t>
-                                  </w:r>
-                                  <w:r>
-                                    <w:rPr>
-                                      <w:rFonts w:hint="eastAsia" w:ascii="SimSun" w:hAnsi="SimSun" w:eastAsia="SimSun" w:cs="Times New Roman"/>
-                                      <w:b w:val="0"/>
-                                      <w:bCs w:val="0"/>
-                                      <w:color w:val="000000" w:themeColor="text1"/>
-                                      <w:kern w:val="2"/>
-                                      <w:sz w:val="21"/>
-                                      <w:szCs w:val="21"/>
-                                      <w:lang w:val="en-US" w:eastAsia="zh-CN" w:bidi="ar-SA"/>
-                                      <w14:textFill>
-                                        <w14:solidFill>
-                                          <w14:schemeClr w14:val="tx1"/>
-                                        </w14:solidFill>
-                                      </w14:textFill>
-                                    </w:rPr>
-                                    <w:t>蓝色，</w:t>
-                                  </w:r>
-                                  <w:r>
-                                    <w:rPr>
-                                      <w:rFonts w:hint="eastAsia" w:ascii="SimSun" w:hAnsi="SimSun" w:eastAsia="SimSun" w:cs="Times New Roman"/>
-                                      <w:color w:val="000000" w:themeColor="text1"/>
-                                      <w:kern w:val="2"/>
-                                      <w:sz w:val="21"/>
-                                      <w:szCs w:val="21"/>
-                                      <w:lang w:val="en-US" w:eastAsia="zh-CN" w:bidi="ar-SA"/>
-                                      <w14:textFill>
-                                        <w14:solidFill>
-                                          <w14:schemeClr w14:val="tx1"/>
-                                        </w14:solidFill>
-                                      </w14:textFill>
-                                    </w:rPr>
-                                    <w:t>博士学位论文外封为</w:t>
-                                  </w:r>
-                                  <w:r>
-                                    <w:rPr>
-                                      <w:rFonts w:hint="eastAsia" w:ascii="SimSun" w:hAnsi="SimSun" w:eastAsia="SimSun" w:cs="Times New Roman"/>
-                                      <w:b w:val="0"/>
-                                      <w:bCs w:val="0"/>
-                                      <w:color w:val="000000" w:themeColor="text1"/>
-                                      <w:kern w:val="2"/>
-                                      <w:sz w:val="21"/>
-                                      <w:szCs w:val="21"/>
-                                      <w:lang w:val="en-US" w:eastAsia="zh-CN" w:bidi="ar-SA"/>
-                                      <w14:textFill>
-                                        <w14:solidFill>
-                                          <w14:schemeClr w14:val="tx1"/>
-                                        </w14:solidFill>
-                                      </w14:textFill>
-                                    </w:rPr>
-                                    <w:t>黄色。</w:t>
-                                  </w:r>
-                                  <w:r>
-                                    <w:rPr>
-                                      <w:rFonts w:hint="eastAsia" w:ascii="SimSun" w:hAnsi="SimSun" w:eastAsia="SimSun" w:cs="Times New Roman"/>
-                                      <w:color w:val="000000" w:themeColor="text1"/>
-                                      <w:kern w:val="2"/>
-                                      <w:sz w:val="21"/>
-                                      <w:szCs w:val="21"/>
-                                      <w:lang w:val="en-US" w:eastAsia="zh-CN" w:bidi="ar-SA"/>
-                                      <w14:textFill>
-                                        <w14:solidFill>
-                                          <w14:schemeClr w14:val="tx1"/>
-                                        </w14:solidFill>
-                                      </w14:textFill>
-                                    </w:rPr>
-                                    <w:t>外封</w:t>
-                                  </w:r>
-                                  <w:r>
-                                    <w:rPr>
-                                      <w:rFonts w:hint="eastAsia" w:ascii="SimSun" w:hAnsi="SimSun" w:eastAsia="SimSun" w:cs="Times New Roman"/>
-                                      <w:b/>
-                                      <w:bCs/>
-                                      <w:color w:val="C00000"/>
-                                      <w:kern w:val="2"/>
-                                      <w:sz w:val="21"/>
-                                      <w:szCs w:val="21"/>
-                                      <w:lang w:val="en-US" w:eastAsia="zh-CN" w:bidi="ar-SA"/>
-                                    </w:rPr>
-                                    <w:t>以学院为单位统一从研究生院领回</w:t>
-                                  </w:r>
-                                  <w:r>
-                                    <w:rPr>
-                                      <w:rFonts w:hint="eastAsia" w:ascii="SimSun" w:hAnsi="SimSun" w:eastAsia="SimSun" w:cs="Times New Roman"/>
-                                      <w:color w:val="000000" w:themeColor="text1"/>
-                                      <w:kern w:val="2"/>
-                                      <w:sz w:val="21"/>
-                                      <w:szCs w:val="21"/>
-                                      <w:lang w:val="en-US" w:eastAsia="zh-CN" w:bidi="ar-SA"/>
-                                      <w14:textFill>
-                                        <w14:solidFill>
-                                          <w14:schemeClr w14:val="tx1"/>
-                                        </w14:solidFill>
-                                      </w14:textFill>
-                                    </w:rPr>
-                                    <w:t>并发给学生，学生根据模板将</w:t>
-                                  </w:r>
-                                  <w:r>
-                                    <w:rPr>
-                                      <w:rFonts w:hint="eastAsia" w:ascii="SimSun" w:hAnsi="SimSun" w:eastAsia="SimSun" w:cs="Times New Roman"/>
-                                      <w:b/>
-                                      <w:bCs/>
-                                      <w:color w:val="C00000"/>
-                                      <w:kern w:val="2"/>
-                                      <w:sz w:val="21"/>
-                                      <w:szCs w:val="21"/>
-                                      <w:lang w:val="en-US" w:eastAsia="zh-CN" w:bidi="ar-SA"/>
-                                    </w:rPr>
-                                    <w:t>相关信息补充打印在外封上</w:t>
-                                  </w:r>
-                                  <w:r>
-                                    <w:rPr>
-                                      <w:rFonts w:hint="eastAsia" w:ascii="SimSun" w:hAnsi="SimSun" w:eastAsia="SimSun" w:cs="Times New Roman"/>
-                                      <w:b w:val="0"/>
-                                      <w:bCs w:val="0"/>
-                                      <w:color w:val="000000" w:themeColor="text1"/>
-                                      <w:kern w:val="2"/>
-                                      <w:sz w:val="21"/>
-                                      <w:szCs w:val="21"/>
-                                      <w:lang w:val="en-US" w:eastAsia="zh-CN" w:bidi="ar-SA"/>
-                                      <w14:textFill>
-                                        <w14:solidFill>
-                                          <w14:schemeClr w14:val="tx1"/>
-                                        </w14:solidFill>
-                                      </w14:textFill>
-                                    </w:rPr>
-                                    <w:t>，并与</w:t>
-                                  </w:r>
-                                  <w:r>
-                                    <w:rPr>
-                                      <w:rFonts w:hint="eastAsia" w:ascii="SimSun" w:hAnsi="SimSun" w:eastAsia="SimSun" w:cs="Times New Roman"/>
-                                      <w:color w:val="000000" w:themeColor="text1"/>
-                                      <w:kern w:val="2"/>
-                                      <w:sz w:val="21"/>
-                                      <w:szCs w:val="21"/>
-                                      <w:lang w:val="en-US" w:eastAsia="zh-CN" w:bidi="ar-SA"/>
-                                      <w14:textFill>
-                                        <w14:solidFill>
-                                          <w14:schemeClr w14:val="tx1"/>
-                                        </w14:solidFill>
-                                      </w14:textFill>
-                                    </w:rPr>
-                                    <w:t>学位论文其他组成部分一起完成胶装。</w:t>
-                                  </w:r>
-                                </w:p>
-                                <w:p>
-                                  <w:pPr>
-                                    <w:keepNext w:val="0"/>
-                                    <w:keepLines w:val="0"/>
-                                    <w:pageBreakBefore w:val="0"/>
-                                    <w:widowControl w:val="0"/>
-                                    <w:numPr>
-                                      <w:ilvl w:val="0"/>
-                                      <w:numId w:val="0"/>
-                                    </w:numPr>
-                                    <w:kinsoku/>
-                                    <w:wordWrap/>
-                                    <w:overflowPunct/>
-                                    <w:topLinePunct w:val="0"/>
-                                    <w:autoSpaceDE/>
-                                    <w:autoSpaceDN/>
-                                    <w:bidi w:val="0"/>
-                                    <w:adjustRightInd/>
-                                    <w:snapToGrid/>
-                                    <w:spacing w:line="460" w:lineRule="exact"/>
-                                    <w:ind w:firstLine="420" w:firstLineChars="200"/>
-                                    <w:jc w:val="both"/>
-                                    <w:textAlignment w:val="auto"/>
-                                    <w:rPr>
-                                      <w:rFonts w:hint="eastAsia" w:ascii="SimSun" w:hAnsi="SimSun" w:eastAsia="SimSun" w:cs="Times New Roman"/>
-                                      <w:b/>
-                                      <w:bCs/>
-                                      <w:color w:val="C00000"/>
-                                      <w:kern w:val="2"/>
-                                      <w:sz w:val="21"/>
-                                      <w:szCs w:val="21"/>
-                                      <w:lang w:val="en-US" w:eastAsia="zh-CN" w:bidi="ar-SA"/>
-                                    </w:rPr>
-                                  </w:pPr>
-                                  <w:r>
-                                    <w:rPr>
-                                      <w:rFonts w:hint="eastAsia" w:ascii="SimSun" w:hAnsi="SimSun" w:eastAsia="SimSun" w:cs="Times New Roman"/>
-                                      <w:b/>
-                                      <w:bCs/>
-                                      <w:color w:val="C00000"/>
-                                      <w:kern w:val="2"/>
-                                      <w:sz w:val="21"/>
-                                      <w:szCs w:val="21"/>
-                                      <w:lang w:val="en-US" w:eastAsia="zh-CN" w:bidi="ar-SA"/>
-                                    </w:rPr>
-                                    <w:t>注意：学生提交电子版论文时，请将本页（外封页）整页删除，从内封页开始即可。</w:t>
-                                  </w:r>
-                                </w:p>
-                                <w:p>
-                                  <w:pPr>
-                                    <w:keepNext w:val="0"/>
-                                    <w:keepLines w:val="0"/>
-                                    <w:pageBreakBefore w:val="0"/>
-                                    <w:widowControl w:val="0"/>
-                                    <w:numPr>
-                                      <w:ilvl w:val="0"/>
-                                      <w:numId w:val="0"/>
-                                    </w:numPr>
-                                    <w:kinsoku/>
-                                    <w:wordWrap/>
-                                    <w:overflowPunct/>
-                                    <w:topLinePunct w:val="0"/>
-                                    <w:autoSpaceDE/>
-                                    <w:autoSpaceDN/>
-                                    <w:bidi w:val="0"/>
-                                    <w:adjustRightInd/>
-                                    <w:snapToGrid/>
-                                    <w:spacing w:line="460" w:lineRule="exact"/>
-                                    <w:ind w:firstLine="420" w:firstLineChars="200"/>
-                                    <w:jc w:val="both"/>
-                                    <w:textAlignment w:val="auto"/>
-                                    <w:rPr>
-                                      <w:rFonts w:hint="eastAsia" w:ascii="SimSun" w:hAnsi="SimSun" w:eastAsia="SimSun" w:cs="Times New Roman"/>
-                                      <w:b/>
-                                      <w:bCs/>
-                                      <w:color w:val="000000" w:themeColor="text1"/>
-                                      <w:kern w:val="2"/>
-                                      <w:sz w:val="21"/>
-                                      <w:szCs w:val="21"/>
-                                      <w:lang w:val="en-US" w:eastAsia="zh-CN" w:bidi="ar-SA"/>
-                                      <w14:textFill>
-                                        <w14:solidFill>
-                                          <w14:schemeClr w14:val="tx1"/>
-                                        </w14:solidFill>
-                                      </w14:textFill>
-                                    </w:rPr>
-                                  </w:pPr>
-                                  <w:r>
-                                    <w:rPr>
-                                      <w:rFonts w:hint="eastAsia" w:ascii="SimSun" w:hAnsi="SimSun" w:eastAsia="SimSun" w:cs="Times New Roman"/>
-                                      <w:b/>
-                                      <w:bCs/>
-                                      <w:color w:val="C00000"/>
-                                      <w:kern w:val="2"/>
-                                      <w:sz w:val="21"/>
-                                      <w:szCs w:val="21"/>
-                                      <w:lang w:val="en-US" w:eastAsia="zh-CN" w:bidi="ar-SA"/>
-                                    </w:rPr>
-                                    <w:t>阅读完毕请将本提示框删除</w:t>
-                                  </w:r>
-                                  <w:r>
-                                    <w:rPr>
-                                      <w:rFonts w:hint="eastAsia" w:ascii="SimSun" w:hAnsi="SimSun" w:eastAsia="SimSun" w:cs="Times New Roman"/>
-                                      <w:b/>
-                                      <w:bCs/>
-                                      <w:color w:val="000000" w:themeColor="text1"/>
-                                      <w:kern w:val="2"/>
-                                      <w:sz w:val="21"/>
-                                      <w:szCs w:val="21"/>
-                                      <w:lang w:val="en-US" w:eastAsia="zh-CN" w:bidi="ar-SA"/>
-                                      <w14:textFill>
-                                        <w14:solidFill>
-                                          <w14:schemeClr w14:val="tx1"/>
-                                        </w14:solidFill>
-                                      </w14:textFill>
-                                    </w:rPr>
-                                    <w:t>。</w:t>
-                                  </w:r>
-                                </w:p>
-                                <w:p/>
-                              </w:txbxContent>
-                            </wps:txbx>
-                            <wps:bodyPr rot="0" spcFirstLastPara="0" vertOverflow="overflow" horzOverflow="overflow" vert="horz" wrap="square" lIns="91440" tIns="45720" rIns="91440" bIns="45720" numCol="1" spcCol="0" rtlCol="0" fromWordArt="0" anchor="t" anchorCtr="0" forceAA="0" compatLnSpc="1">
-                              <a:noAutofit/>
-                            </wps:bodyPr>
-                          </wps:wsp>
-                        </a:graphicData>
-                      </a:graphic>
-                    </wp:anchor>
-                  </w:drawing>
-                </mc:Choice>
-                <mc:Fallback>
-                  <w:pict>
-                    <v:shape id="文本框 9" o:spid="_x0000_s1026" o:spt="202" type="#_x0000_t202" style="position:absolute;left:0pt;margin-left:-697.55pt;margin-top:-733.85pt;height:127.5pt;width:444.15pt;z-index:251663360;mso-width-relative:page;mso-height-relative:page;" fillcolor="#000000" filled="t" stroked="t" coordsize="21600,21600" o:gfxdata="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">
-                      <v:fill on="t" opacity="0f" focussize="0,0"/>
-                      <v:stroke weight="1.5pt" color="#FF0000" joinstyle="round"/>
-                      <v:imagedata o:title=""/>
-                      <o:lock v:ext="edit" aspectratio="f"/>
-                      <v:textbox>
-                        <w:txbxContent>
-                          <w:p>
-                            <w:pPr>
-                              <w:keepNext w:val="0"/>
-                              <w:keepLines w:val="0"/>
-                              <w:pageBreakBefore w:val="0"/>
-                              <w:widowControl w:val="0"/>
-                              <w:numPr>
-                                <w:ilvl w:val="0"/>
-                                <w:numId w:val="0"/>
-                              </w:numPr>
-                              <w:kinsoku/>
-                              <w:wordWrap/>
-                              <w:overflowPunct/>
-                              <w:topLinePunct w:val="0"/>
-                              <w:autoSpaceDE/>
-                              <w:autoSpaceDN/>
-                              <w:bidi w:val="0"/>
-                              <w:adjustRightInd/>
-                              <w:snapToGrid/>
-                              <w:spacing w:line="460" w:lineRule="exact"/>
-                              <w:ind w:firstLine="420" w:firstLineChars="200"/>
-                              <w:jc w:val="both"/>
-                              <w:textAlignment w:val="auto"/>
-                              <w:rPr>
-                                <w:rFonts w:hint="eastAsia" w:ascii="SimSun" w:hAnsi="SimSun" w:eastAsia="SimSun" w:cs="Times New Roman"/>
-                                <w:color w:val="000000" w:themeColor="text1"/>
-                                <w:kern w:val="2"/>
-                                <w:sz w:val="21"/>
-                                <w:szCs w:val="21"/>
-                                <w:lang w:val="en-US" w:eastAsia="zh-CN" w:bidi="ar-SA"/>
-                                <w14:textFill>
-                                  <w14:solidFill>
-                                    <w14:schemeClr w14:val="tx1"/>
-                                  </w14:solidFill>
-                                </w14:textFill>
-                              </w:rPr>
-                            </w:pPr>
-                            <w:r>
-                              <w:rPr>
-                                <w:rFonts w:hint="eastAsia" w:ascii="SimSun" w:hAnsi="SimSun" w:eastAsia="SimSun" w:cs="Times New Roman"/>
-                                <w:color w:val="000000" w:themeColor="text1"/>
-                                <w:kern w:val="2"/>
-                                <w:sz w:val="21"/>
-                                <w:szCs w:val="21"/>
-                                <w:lang w:val="en-US" w:eastAsia="zh-CN" w:bidi="ar-SA"/>
-                                <w14:textFill>
-                                  <w14:solidFill>
-                                    <w14:schemeClr w14:val="tx1"/>
-                                  </w14:solidFill>
-                                </w14:textFill>
-                              </w:rPr>
-                              <w:t>此页为外封模板。学位论文外封由</w:t>
-                            </w:r>
-                            <w:r>
-                              <w:rPr>
-                                <w:rFonts w:hint="eastAsia" w:ascii="SimSun" w:hAnsi="SimSun" w:eastAsia="SimSun" w:cs="Times New Roman"/>
-                                <w:b/>
-                                <w:bCs/>
-                                <w:color w:val="C00000"/>
-                                <w:kern w:val="2"/>
-                                <w:sz w:val="21"/>
-                                <w:szCs w:val="21"/>
-                                <w:lang w:val="en-US" w:eastAsia="zh-CN" w:bidi="ar-SA"/>
-                              </w:rPr>
-                              <w:t>校研究生院统一定制提供</w:t>
-                            </w:r>
-                            <w:r>
-                              <w:rPr>
-                                <w:rFonts w:hint="eastAsia" w:ascii="SimSun" w:hAnsi="SimSun" w:eastAsia="SimSun" w:cs="Times New Roman"/>
-                                <w:color w:val="000000" w:themeColor="text1"/>
-                                <w:kern w:val="2"/>
-                                <w:sz w:val="21"/>
-                                <w:szCs w:val="21"/>
-                                <w:lang w:val="en-US" w:eastAsia="zh-CN" w:bidi="ar-SA"/>
-                                <w14:textFill>
-                                  <w14:solidFill>
-                                    <w14:schemeClr w14:val="tx1"/>
-                                  </w14:solidFill>
-                                </w14:textFill>
-                              </w:rPr>
-                              <w:t>，硕士学位论文外封为</w:t>
-                            </w:r>
-                            <w:r>
-                              <w:rPr>
-                                <w:rFonts w:hint="eastAsia" w:ascii="SimSun" w:hAnsi="SimSun" w:eastAsia="SimSun" w:cs="Times New Roman"/>
-                                <w:b w:val="0"/>
-                                <w:bCs w:val="0"/>
-                                <w:color w:val="000000" w:themeColor="text1"/>
-                                <w:kern w:val="2"/>
-                                <w:sz w:val="21"/>
-                                <w:szCs w:val="21"/>
-                                <w:lang w:val="en-US" w:eastAsia="zh-CN" w:bidi="ar-SA"/>
-                                <w14:textFill>
-                                  <w14:solidFill>
-                                    <w14:schemeClr w14:val="tx1"/>
-                                  </w14:solidFill>
-                                </w14:textFill>
-                              </w:rPr>
-                              <w:t>蓝色，</w:t>
-                            </w:r>
-                            <w:r>
-                              <w:rPr>
-                                <w:rFonts w:hint="eastAsia" w:ascii="SimSun" w:hAnsi="SimSun" w:eastAsia="SimSun" w:cs="Times New Roman"/>
-                                <w:color w:val="000000" w:themeColor="text1"/>
-                                <w:kern w:val="2"/>
-                                <w:sz w:val="21"/>
-                                <w:szCs w:val="21"/>
-                                <w:lang w:val="en-US" w:eastAsia="zh-CN" w:bidi="ar-SA"/>
-                                <w14:textFill>
-                                  <w14:solidFill>
-                                    <w14:schemeClr w14:val="tx1"/>
-                                  </w14:solidFill>
-                                </w14:textFill>
-                              </w:rPr>
-                              <w:t>博士学位论文外封为</w:t>
-                            </w:r>
-                            <w:r>
-                              <w:rPr>
-                                <w:rFonts w:hint="eastAsia" w:ascii="SimSun" w:hAnsi="SimSun" w:eastAsia="SimSun" w:cs="Times New Roman"/>
-                                <w:b w:val="0"/>
-                                <w:bCs w:val="0"/>
-                                <w:color w:val="000000" w:themeColor="text1"/>
-                                <w:kern w:val="2"/>
-                                <w:sz w:val="21"/>
-                                <w:szCs w:val="21"/>
-                                <w:lang w:val="en-US" w:eastAsia="zh-CN" w:bidi="ar-SA"/>
-                                <w14:textFill>
-                                  <w14:solidFill>
-                                    <w14:schemeClr w14:val="tx1"/>
-                                  </w14:solidFill>
-                                </w14:textFill>
-                              </w:rPr>
-                              <w:t>黄色。</w:t>
-                            </w:r>
-                            <w:r>
-                              <w:rPr>
-                                <w:rFonts w:hint="eastAsia" w:ascii="SimSun" w:hAnsi="SimSun" w:eastAsia="SimSun" w:cs="Times New Roman"/>
-                                <w:color w:val="000000" w:themeColor="text1"/>
-                                <w:kern w:val="2"/>
-                                <w:sz w:val="21"/>
-                                <w:szCs w:val="21"/>
-                                <w:lang w:val="en-US" w:eastAsia="zh-CN" w:bidi="ar-SA"/>
-                                <w14:textFill>
-                                  <w14:solidFill>
-                                    <w14:schemeClr w14:val="tx1"/>
-                                  </w14:solidFill>
-                                </w14:textFill>
-                              </w:rPr>
-                              <w:t>外封</w:t>
-                            </w:r>
-                            <w:r>
-                              <w:rPr>
-                                <w:rFonts w:hint="eastAsia" w:ascii="SimSun" w:hAnsi="SimSun" w:eastAsia="SimSun" w:cs="Times New Roman"/>
-                                <w:b/>
-                                <w:bCs/>
-                                <w:color w:val="C00000"/>
-                                <w:kern w:val="2"/>
-                                <w:sz w:val="21"/>
-                                <w:szCs w:val="21"/>
-                                <w:lang w:val="en-US" w:eastAsia="zh-CN" w:bidi="ar-SA"/>
-                              </w:rPr>
-                              <w:t>以学院为单位统一从研究生院领回</w:t>
-                            </w:r>
-                            <w:r>
-                              <w:rPr>
-                                <w:rFonts w:hint="eastAsia" w:ascii="SimSun" w:hAnsi="SimSun" w:eastAsia="SimSun" w:cs="Times New Roman"/>
-                                <w:color w:val="000000" w:themeColor="text1"/>
-                                <w:kern w:val="2"/>
-                                <w:sz w:val="21"/>
-                                <w:szCs w:val="21"/>
-                                <w:lang w:val="en-US" w:eastAsia="zh-CN" w:bidi="ar-SA"/>
-                                <w14:textFill>
-                                  <w14:solidFill>
-                                    <w14:schemeClr w14:val="tx1"/>
-                                  </w14:solidFill>
-                                </w14:textFill>
-                              </w:rPr>
-                              <w:t>并发给学生，学生根据模板将</w:t>
-                            </w:r>
-                            <w:r>
-                              <w:rPr>
-                                <w:rFonts w:hint="eastAsia" w:ascii="SimSun" w:hAnsi="SimSun" w:eastAsia="SimSun" w:cs="Times New Roman"/>
-                                <w:b/>
-                                <w:bCs/>
-                                <w:color w:val="C00000"/>
-                                <w:kern w:val="2"/>
-                                <w:sz w:val="21"/>
-                                <w:szCs w:val="21"/>
-                                <w:lang w:val="en-US" w:eastAsia="zh-CN" w:bidi="ar-SA"/>
-                              </w:rPr>
-                              <w:t>相关信息补充打印在外封上</w:t>
-                            </w:r>
-                            <w:r>
-                              <w:rPr>
-                                <w:rFonts w:hint="eastAsia" w:ascii="SimSun" w:hAnsi="SimSun" w:eastAsia="SimSun" w:cs="Times New Roman"/>
-                                <w:b w:val="0"/>
-                                <w:bCs w:val="0"/>
-                                <w:color w:val="000000" w:themeColor="text1"/>
-                                <w:kern w:val="2"/>
-                                <w:sz w:val="21"/>
-                                <w:szCs w:val="21"/>
-                                <w:lang w:val="en-US" w:eastAsia="zh-CN" w:bidi="ar-SA"/>
-                                <w14:textFill>
-                                  <w14:solidFill>
-                                    <w14:schemeClr w14:val="tx1"/>
-                                  </w14:solidFill>
-                                </w14:textFill>
-                              </w:rPr>
-                              <w:t>，并与</w:t>
-                            </w:r>
-                            <w:r>
-                              <w:rPr>
-                                <w:rFonts w:hint="eastAsia" w:ascii="SimSun" w:hAnsi="SimSun" w:eastAsia="SimSun" w:cs="Times New Roman"/>
-                                <w:color w:val="000000" w:themeColor="text1"/>
-                                <w:kern w:val="2"/>
-                                <w:sz w:val="21"/>
-                                <w:szCs w:val="21"/>
-                                <w:lang w:val="en-US" w:eastAsia="zh-CN" w:bidi="ar-SA"/>
-                                <w14:textFill>
-                                  <w14:solidFill>
-                                    <w14:schemeClr w14:val="tx1"/>
-                                  </w14:solidFill>
-                                </w14:textFill>
-                              </w:rPr>
-                              <w:t>学位论文其他组成部分一起完成胶装。</w:t>
-                            </w:r>
-                          </w:p>
-                          <w:p>
-                            <w:pPr>
-                              <w:keepNext w:val="0"/>
-                              <w:keepLines w:val="0"/>
-                              <w:pageBreakBefore w:val="0"/>
-                              <w:widowControl w:val="0"/>
-                              <w:numPr>
-                                <w:ilvl w:val="0"/>
-                                <w:numId w:val="0"/>
-                              </w:numPr>
-                              <w:kinsoku/>
-                              <w:wordWrap/>
-                              <w:overflowPunct/>
-                              <w:topLinePunct w:val="0"/>
-                              <w:autoSpaceDE/>
-                              <w:autoSpaceDN/>
-                              <w:bidi w:val="0"/>
-                              <w:adjustRightInd/>
-                              <w:snapToGrid/>
-                              <w:spacing w:line="460" w:lineRule="exact"/>
-                              <w:ind w:firstLine="420" w:firstLineChars="200"/>
-                              <w:jc w:val="both"/>
-                              <w:textAlignment w:val="auto"/>
-                              <w:rPr>
-                                <w:rFonts w:hint="eastAsia" w:ascii="SimSun" w:hAnsi="SimSun" w:eastAsia="SimSun" w:cs="Times New Roman"/>
-                                <w:b/>
-                                <w:bCs/>
-                                <w:color w:val="C00000"/>
-                                <w:kern w:val="2"/>
-                                <w:sz w:val="21"/>
-                                <w:szCs w:val="21"/>
-                                <w:lang w:val="en-US" w:eastAsia="zh-CN" w:bidi="ar-SA"/>
-                              </w:rPr>
-                            </w:pPr>
-                            <w:r>
-                              <w:rPr>
-                                <w:rFonts w:hint="eastAsia" w:ascii="SimSun" w:hAnsi="SimSun" w:eastAsia="SimSun" w:cs="Times New Roman"/>
-                                <w:b/>
-                                <w:bCs/>
-                                <w:color w:val="C00000"/>
-                                <w:kern w:val="2"/>
-                                <w:sz w:val="21"/>
-                                <w:szCs w:val="21"/>
-                                <w:lang w:val="en-US" w:eastAsia="zh-CN" w:bidi="ar-SA"/>
-                              </w:rPr>
-                              <w:t>注意：学生提交电子版论文时，请将本页（外封页）整页删除，从内封页开始即可。</w:t>
-                            </w:r>
-                          </w:p>
-                          <w:p>
-                            <w:pPr>
-                              <w:keepNext w:val="0"/>
-                              <w:keepLines w:val="0"/>
-                              <w:pageBreakBefore w:val="0"/>
-                              <w:widowControl w:val="0"/>
-                              <w:numPr>
-                                <w:ilvl w:val="0"/>
-                                <w:numId w:val="0"/>
-                              </w:numPr>
-                              <w:kinsoku/>
-                              <w:wordWrap/>
-                              <w:overflowPunct/>
-                              <w:topLinePunct w:val="0"/>
-                              <w:autoSpaceDE/>
-                              <w:autoSpaceDN/>
-                              <w:bidi w:val="0"/>
-                              <w:adjustRightInd/>
-                              <w:snapToGrid/>
-                              <w:spacing w:line="460" w:lineRule="exact"/>
-                              <w:ind w:firstLine="420" w:firstLineChars="200"/>
-                              <w:jc w:val="both"/>
-                              <w:textAlignment w:val="auto"/>
-                              <w:rPr>
-                                <w:rFonts w:hint="eastAsia" w:ascii="SimSun" w:hAnsi="SimSun" w:eastAsia="SimSun" w:cs="Times New Roman"/>
-                                <w:b/>
-                                <w:bCs/>
-                                <w:color w:val="000000" w:themeColor="text1"/>
-                                <w:kern w:val="2"/>
-                                <w:sz w:val="21"/>
-                                <w:szCs w:val="21"/>
-                                <w:lang w:val="en-US" w:eastAsia="zh-CN" w:bidi="ar-SA"/>
-                                <w14:textFill>
-                                  <w14:solidFill>
-                                    <w14:schemeClr w14:val="tx1"/>
-                                  </w14:solidFill>
-                                </w14:textFill>
-                              </w:rPr>
-                            </w:pPr>
-                            <w:r>
-                              <w:rPr>
-                                <w:rFonts w:hint="eastAsia" w:ascii="SimSun" w:hAnsi="SimSun" w:eastAsia="SimSun" w:cs="Times New Roman"/>
-                                <w:b/>
-                                <w:bCs/>
-                                <w:color w:val="C00000"/>
-                                <w:kern w:val="2"/>
-                                <w:sz w:val="21"/>
-                                <w:szCs w:val="21"/>
-                                <w:lang w:val="en-US" w:eastAsia="zh-CN" w:bidi="ar-SA"/>
-                              </w:rPr>
-                              <w:t>阅读完毕请将本提示框删除</w:t>
-                            </w:r>
-                            <w:r>
-                              <w:rPr>
-                                <w:rFonts w:hint="eastAsia" w:ascii="SimSun" w:hAnsi="SimSun" w:eastAsia="SimSun" w:cs="Times New Roman"/>
-                                <w:b/>
-                                <w:bCs/>
-                                <w:color w:val="000000" w:themeColor="text1"/>
-                                <w:kern w:val="2"/>
-                                <w:sz w:val="21"/>
-                                <w:szCs w:val="21"/>
-                                <w:lang w:val="en-US" w:eastAsia="zh-CN" w:bidi="ar-SA"/>
-                                <w14:textFill>
-                                  <w14:solidFill>
-                                    <w14:schemeClr w14:val="tx1"/>
-                                  </w14:solidFill>
-                                </w14:textFill>
-                              </w:rPr>
-                              <w:t>。</w:t>
-                            </w:r>
-                          </w:p>
-                          <w:p/>
-                        </w:txbxContent>
-                      </v:textbox>
-                    </v:shape>
-                  </w:pict>
-                </mc:Fallback>
-              </mc:AlternateContent>
-            </w:r>
-            <w:r>
-              <w:rPr>
                 <w:rFonts w:hint="eastAsia" w:ascii="SimSun" w:hAnsi="SimSun" w:eastAsia="SimSun" w:cs="SimSun"/>
                 <w:kern w:val="0"/>
                 <w:sz w:val="32"/>
@@ -825,11 +45,12 @@
             <w:r>
               <w:rPr>
                 <w:rFonts w:hint="eastAsia" w:ascii="SimSun" w:hAnsi="SimSun" w:eastAsia="SimSun" w:cs="SimSun"/>
-                <w:bCs/>
+                <w:kern w:val="0"/>
                 <w:sz w:val="32"/>
                 <w:szCs w:val="32"/>
-              </w:rPr>
-              <w:t>××</w:t>
+                <w:lang w:val="en-US" w:eastAsia="zh-CN"/>
+              </w:rPr>
+              <w:t>二六</w:t>
             </w:r>
             <w:r>
               <w:rPr>
@@ -850,15 +71,20 @@
           <w:p>
             <w:pPr>
               <w:jc w:val="center"/>
+              <w:rPr>
+                <w:rFonts w:hint="default" w:eastAsiaTheme="minorEastAsia"/>
+                <w:lang w:val="en-US" w:eastAsia="zh-CN"/>
+              </w:rPr>
             </w:pPr>
             <w:r>
               <w:rPr>
                 <w:rFonts w:hint="eastAsia" w:ascii="SimSun" w:hAnsi="SimSun" w:eastAsia="SimSun" w:cs="SimSun"/>
-                <w:bCs/>
+                <w:kern w:val="0"/>
                 <w:sz w:val="32"/>
                 <w:szCs w:val="32"/>
-              </w:rPr>
-              <w:t>×</w:t>
+                <w:lang w:val="en-US" w:eastAsia="zh-CN"/>
+              </w:rPr>
+              <w:t>六</w:t>
             </w:r>
           </w:p>
         </w:tc>
@@ -1134,19 +360,28 @@
                 <w:szCs w:val="24"/>
                 <w:lang w:val="en-US" w:eastAsia="zh-CN"/>
               </w:rPr>
-              <w:t>基于对比学习与原型视图融合的小样本图像分类研究</w:t>
+              <w:t>激光</w:t>
             </w:r>
           </w:p>
           <w:p>
             <w:pPr>
               <w:jc w:val="center"/>
               <w:rPr>
+                <w:rFonts w:hint="default" w:ascii="SimHei" w:hAnsi="SimHei" w:eastAsia="SimHei"/>
+                <w:sz w:val="24"/>
+                <w:szCs w:val="24"/>
+                <w:lang w:val="en-US" w:eastAsia="zh-CN"/>
+              </w:rPr>
+            </w:pPr>
+            <w:r>
+              <w:rPr>
                 <w:rFonts w:hint="eastAsia" w:ascii="SimHei" w:hAnsi="SimHei" w:eastAsia="SimHei"/>
                 <w:sz w:val="24"/>
                 <w:szCs w:val="24"/>
                 <w:lang w:val="en-US" w:eastAsia="zh-CN"/>
               </w:rPr>
-            </w:pPr>
+              <w:t>焊接OCT图像重建与语义分割方法研究</w:t>
+            </w:r>
           </w:p>
           <w:p>
             <w:pPr>
@@ -1173,61 +408,23 @@
             <w:pPr>
               <w:jc w:val="center"/>
               <w:rPr>
-                <w:rFonts w:hint="eastAsia" w:ascii="SimHei" w:hAnsi="SimHei" w:eastAsia="SimHei"/>
+                <w:rFonts w:hint="default" w:ascii="SimHei" w:hAnsi="SimHei" w:eastAsia="SimHei"/>
                 <w:sz w:val="24"/>
                 <w:szCs w:val="24"/>
-                <w:lang w:eastAsia="zh-CN"/>
+                <w:lang w:val="en-US" w:eastAsia="zh-CN"/>
               </w:rPr>
             </w:pPr>
             <w:r>
-              <w:rPr>
-                <w:rFonts w:hint="eastAsia" w:ascii="SimHei" w:hAnsi="SimHei" w:eastAsia="SimHei"/>
-                <w:sz w:val="24"/>
-                <w:szCs w:val="24"/>
-                <w:lang w:eastAsia="zh-CN"/>
-              </w:rPr>
-              <w:t>杨</w:t>
-            </w:r>
-          </w:p>
-          <w:p>
-            <w:pPr>
-              <w:jc w:val="center"/>
               <w:rPr>
                 <w:rFonts w:hint="eastAsia" w:ascii="SimHei" w:hAnsi="SimHei" w:eastAsia="SimHei"/>
                 <w:sz w:val="24"/>
                 <w:szCs w:val="24"/>
                 <w:lang w:val="en-US" w:eastAsia="zh-CN"/>
               </w:rPr>
-            </w:pPr>
-            <w:r>
-              <w:rPr>
-                <w:rFonts w:hint="eastAsia" w:ascii="SimHei" w:hAnsi="SimHei" w:eastAsia="SimHei"/>
-                <w:sz w:val="24"/>
-                <w:szCs w:val="24"/>
-                <w:lang w:val="en-US" w:eastAsia="zh-CN"/>
-              </w:rPr>
-              <w:t>×</w:t>
+              <w:t>谢智捷</w:t>
             </w:r>
-          </w:p>
-          <w:p>
-            <w:pPr>
-              <w:jc w:val="center"/>
-              <w:rPr>
-                <w:rFonts w:hint="default" w:ascii="SimHei" w:hAnsi="SimHei" w:eastAsia="SimHei"/>
-                <w:sz w:val="24"/>
-                <w:szCs w:val="24"/>
-                <w:lang w:val="en-US" w:eastAsia="zh-CN"/>
-              </w:rPr>
-            </w:pPr>
-            <w:r>
-              <w:rPr>
-                <w:rFonts w:hint="eastAsia" w:ascii="SimHei" w:hAnsi="SimHei" w:eastAsia="SimHei"/>
-                <w:sz w:val="24"/>
-                <w:szCs w:val="24"/>
-                <w:lang w:val="en-US" w:eastAsia="zh-CN"/>
-              </w:rPr>
-              <w:t>×</w:t>
-            </w:r>
+            <w:bookmarkStart w:id="4" w:name="_GoBack"/>
+            <w:bookmarkEnd w:id="4"/>
           </w:p>
         </w:tc>
       </w:tr>
@@ -1276,14 +473,15 @@
             </w:pPr>
             <w:r>
               <w:rPr>
-                <w:rFonts w:hint="eastAsia" w:ascii="SimHei" w:hAnsi="SimHei" w:eastAsia="SimHei" w:cs="SimHei"/>
+                <w:rFonts w:hint="eastAsia" w:ascii="SimHei" w:hAnsi="SimSun" w:eastAsia="SimHei" w:cs="SimHei"/>
                 <w:b/>
                 <w:bCs/>
+                <w:kern w:val="2"/>
                 <w:sz w:val="36"/>
                 <w:szCs w:val="36"/>
-                <w:lang w:eastAsia="zh-CN"/>
-              </w:rPr>
-              <w:t>基于改进DeepLabV3+的OCT图像</w:t>
+                <w:lang w:val="en-US" w:eastAsia="zh-CN" w:bidi="ar"/>
+              </w:rPr>
+              <w:t>激光焊接OCT图像重建</w:t>
             </w:r>
           </w:p>
         </w:tc>
@@ -1309,6 +507,17 @@
                 <w:szCs w:val="36"/>
               </w:rPr>
             </w:pPr>
+            <w:r>
+              <w:rPr>
+                <w:rFonts w:hint="eastAsia" w:ascii="SimHei" w:hAnsi="SimHei" w:eastAsia="SimHei"/>
+                <w:b/>
+                <w:bCs/>
+                <w:sz w:val="36"/>
+                <w:szCs w:val="36"/>
+                <w:lang w:val="en-US" w:eastAsia="zh-CN"/>
+              </w:rPr>
+              <w:t>与</w:t>
+            </w:r>
             <w:r>
               <w:rPr>
                 <w:rFonts w:hint="eastAsia" w:ascii="SimHei" w:hAnsi="SimHei" w:eastAsia="SimHei"/>
@@ -1546,47 +755,9 @@
                 <w:bCs/>
                 <w:sz w:val="32"/>
                 <w:szCs w:val="32"/>
-                <w:lang w:eastAsia="zh-CN"/>
-              </w:rPr>
-              <w:t>张</w:t>
-            </w:r>
-            <w:r>
-              <w:rPr>
-                <w:rFonts w:hint="eastAsia"/>
-                <w:bCs/>
-                <w:sz w:val="32"/>
-                <w:szCs w:val="32"/>
-              </w:rPr>
-              <w:t>××</w:t>
-            </w:r>
-            <w:r>
-              <w:rPr>
-                <w:rFonts w:hint="eastAsia"/>
-                <w:bCs/>
-                <w:sz w:val="32"/>
-                <w:szCs w:val="32"/>
                 <w:lang w:val="en-US" w:eastAsia="zh-CN"/>
               </w:rPr>
-              <w:t xml:space="preserve">  李</w:t>
-            </w:r>
-            <w:r>
-              <w:rPr>
-                <w:rFonts w:hint="eastAsia"/>
-                <w:bCs/>
-                <w:sz w:val="32"/>
-                <w:szCs w:val="32"/>
-              </w:rPr>
-              <w:t>××</w:t>
-            </w:r>
-            <w:r>
-              <w:rPr>
-                <w:rFonts w:hint="eastAsia"/>
-                <w:bCs/>
-                <w:sz w:val="32"/>
-                <w:szCs w:val="32"/>
-                <w:lang w:val="en-US" w:eastAsia="zh-CN"/>
-              </w:rPr>
-              <w:t xml:space="preserve"> </w:t>
+              <w:t xml:space="preserve">万明明 </w:t>
             </w:r>
           </w:p>
         </w:tc>
@@ -1828,7 +999,7 @@
                 <w:b w:val="0"/>
                 <w:bCs w:val="0"/>
                 <w:spacing w:val="1"/>
-                <w:w w:val="98"/>
+                <w:w w:val="95"/>
                 <w:kern w:val="0"/>
                 <w:sz w:val="24"/>
                 <w:fitText w:val="525" w:id="1238317098"/>
@@ -1841,7 +1012,7 @@
                 <w:b w:val="0"/>
                 <w:bCs w:val="0"/>
                 <w:spacing w:val="1"/>
-                <w:w w:val="98"/>
+                <w:w w:val="95"/>
                 <w:kern w:val="0"/>
                 <w:sz w:val="24"/>
                 <w:fitText w:val="525" w:id="1238317098"/>
@@ -1854,7 +1025,7 @@
                 <w:b w:val="0"/>
                 <w:bCs w:val="0"/>
                 <w:spacing w:val="3"/>
-                <w:w w:val="98"/>
+                <w:w w:val="95"/>
                 <w:kern w:val="0"/>
                 <w:sz w:val="24"/>
                 <w:fitText w:val="525" w:id="1238317098"/>
@@ -2155,17 +1326,17 @@
               <w:ind w:left="0" w:right="0"/>
               <w:jc w:val="center"/>
               <w:rPr>
-                <w:rFonts w:hint="eastAsia" w:ascii="SimHei" w:hAnsi="SimHei" w:eastAsia="SimHei" w:cs="SimHei"/>
+                <w:rFonts w:hint="default" w:ascii="SimHei" w:hAnsi="SimHei" w:eastAsia="SimHei" w:cs="SimHei"/>
                 <w:b/>
                 <w:bCs/>
                 <w:sz w:val="36"/>
                 <w:szCs w:val="36"/>
-                <w:lang w:eastAsia="zh-CN"/>
+                <w:lang w:val="en-US" w:eastAsia="zh-CN"/>
               </w:rPr>
             </w:pPr>
             <w:r>
               <w:rPr>
-                <w:rFonts w:hint="default" w:ascii="SimHei" w:hAnsi="SimSun" w:eastAsia="SimHei" w:cs="SimHei"/>
+                <w:rFonts w:hint="eastAsia" w:ascii="SimHei" w:hAnsi="SimSun" w:eastAsia="SimHei" w:cs="SimHei"/>
                 <w:b/>
                 <w:bCs/>
                 <w:kern w:val="2"/>
@@ -2173,7 +1344,7 @@
                 <w:szCs w:val="36"/>
                 <w:lang w:val="en-US" w:eastAsia="zh-CN" w:bidi="ar"/>
               </w:rPr>
-              <w:t>基于改进DeepLabV3+的OCT图像</w:t>
+              <w:t>激光焊接OCT图像重建</w:t>
             </w:r>
           </w:p>
         </w:tc>
@@ -2198,13 +1369,26 @@
               <w:ind w:left="0" w:right="0"/>
               <w:jc w:val="center"/>
               <w:rPr>
-                <w:rFonts w:hint="eastAsia" w:ascii="SimHei" w:hAnsi="SimHei" w:eastAsia="SimHei" w:cs="SimHei"/>
+                <w:rFonts w:hint="default" w:ascii="SimHei" w:hAnsi="SimHei" w:eastAsia="SimHei" w:cs="SimHei"/>
                 <w:b/>
                 <w:bCs/>
                 <w:sz w:val="36"/>
                 <w:szCs w:val="36"/>
+                <w:lang w:val="en-US"/>
               </w:rPr>
             </w:pPr>
+            <w:r>
+              <w:rPr>
+                <w:rFonts w:hint="eastAsia" w:ascii="SimHei" w:hAnsi="SimSun" w:eastAsia="SimHei" w:cs="SimHei"/>
+                <w:b/>
+                <w:bCs/>
+                <w:kern w:val="2"/>
+                <w:sz w:val="36"/>
+                <w:szCs w:val="36"/>
+                <w:lang w:val="en-US" w:eastAsia="zh-CN" w:bidi="ar"/>
+              </w:rPr>
+              <w:t>与</w:t>
+            </w:r>
             <w:r>
               <w:rPr>
                 <w:rFonts w:hint="default" w:ascii="SimHei" w:hAnsi="SimSun" w:eastAsia="SimHei" w:cs="SimHei"/>
@@ -2758,7 +1942,7 @@
           <w:szCs w:val="32"/>
           <w:lang w:val="en-US" w:eastAsia="zh-CN"/>
         </w:rPr>
-        <w:t>二五</w:t>
+        <w:t>二六</w:t>
       </w:r>
       <w:r>
         <w:rPr>
@@ -2777,7 +1961,7 @@
           <w:szCs w:val="32"/>
           <w:lang w:val="en-US" w:eastAsia="zh-CN"/>
         </w:rPr>
-        <w:t>十二</w:t>
+        <w:t>六</w:t>
       </w:r>
       <w:r>
         <w:rPr>
@@ -3052,8 +2236,6 @@
         </w:rPr>
         <w:t>是本人在导师的指导下，独立进行研究工作所取得的成果。除文中已经注明引用的内容外，本论文不含任何其他个人或集体已经发表或撰写的作品或成果。对本文的研究做出重要贡献的个人和集体，均已在文中以明确方式标明。本声明的法律后果由本人承担。</w:t>
       </w:r>
-      <w:bookmarkStart w:id="4" w:name="_GoBack"/>
-      <w:bookmarkEnd w:id="4"/>
     </w:p>
     <w:p>
       <w:pPr>

--- a/深圳大学研究生学位论文格式模板（专业学位硕士）.docx
+++ b/深圳大学研究生学位论文格式模板（专业学位硕士）.docx
@@ -423,8 +423,6 @@
               </w:rPr>
               <w:t>谢智捷</w:t>
             </w:r>
-            <w:bookmarkStart w:id="4" w:name="_GoBack"/>
-            <w:bookmarkEnd w:id="4"/>
           </w:p>
         </w:tc>
       </w:tr>
@@ -1417,7 +1415,9 @@
           <w:szCs w:val="52"/>
         </w:rPr>
       </w:pPr>
+      <w:bookmarkStart w:id="4" w:name="_GoBack"/>
     </w:p>
+    <w:bookmarkEnd w:id="4"/>
     <w:p>
       <w:pPr>
         <w:spacing w:line="240" w:lineRule="auto"/>
@@ -2220,14 +2220,25 @@
       </w:r>
       <w:r>
         <w:rPr>
-          <w:rFonts w:hint="eastAsia" w:asciiTheme="minorHAnsi" w:hAnsiTheme="minorHAnsi" w:eastAsiaTheme="minorEastAsia" w:cstheme="minorBidi"/>
+          <w:rFonts w:hint="eastAsia" w:cstheme="minorBidi"/>
           <w:kern w:val="2"/>
           <w:sz w:val="24"/>
           <w:szCs w:val="22"/>
           <w:u w:val="single"/>
           <w:lang w:val="en-US" w:eastAsia="zh-CN" w:bidi="ar-SA"/>
         </w:rPr>
-        <w:t xml:space="preserve">基于改进DeepLabV3+的OCT图像语义分割方法研究  </w:t>
+        <w:t>激光焊接OCT图像重建与语义分割方法研究</w:t>
+      </w:r>
+      <w:r>
+        <w:rPr>
+          <w:rFonts w:hint="eastAsia" w:asciiTheme="minorHAnsi" w:hAnsiTheme="minorHAnsi" w:eastAsiaTheme="minorEastAsia" w:cstheme="minorBidi"/>
+          <w:kern w:val="2"/>
+          <w:sz w:val="24"/>
+          <w:szCs w:val="22"/>
+          <w:u w:val="single"/>
+          <w:lang w:val="en-US" w:eastAsia="zh-CN" w:bidi="ar-SA"/>
+        </w:rPr>
+        <w:t xml:space="preserve">  </w:t>
       </w:r>
       <w:r>
         <w:rPr>
